--- a/final/submission_0907/response to comments of reviewers 0907.docx
+++ b/final/submission_0907/response to comments of reviewers 0907.docx
@@ -323,7 +323,7 @@
         <w:pStyle w:val="BodyText"/>
       </w:pPr>
       <w:r>
-        <w:t xml:space="preserve">Response: Thank you for pointing this out. The revision replaces the heuristic framing with a formal derivation plus robustness checks. First, Section 3.3 introduces a measurable Correction–Alignment–Interference (CAI) stage-utility model, stated as Proposition 1 with a proof: a two-stage, guardrailed epsilon-optimal selection rule — first maximize the fidelity objective over the admissible schedules, then minimize the texture-deviation risk among schedules whose fidelity is within epsilon = 0.1 dB of the maximum. The measured utilities select exactly the low–high–low assignment (U_e = −0.788 dB, CI [−1.420, −0.156], guardrail-violating; U_m = +0.574 dB, CI [0.391, 0.756] — above epsilon on its own, so the high scale must be retained in the middle stage; U_l = +0.077 dB, CI [0.006, 0.149] — CI lower bound +0.006 dB, far below epsilon, so the late stage is fidelity-equivalent under either assignment and the risk-dominant conservative scale is selected; these utilities are measured on the strong-residual, per-layer-capped adapter instance of Section 4.7, where per-stage effects are most visible, while the main adapter’s 17-variant probe independently selects the same low–high–low assignment). The proposition is explicitly conditional on the measured adapter regime. Second, a boundary/peak sensitivity sweep (three high-scale windows × five peak scales, fifteen candidates on the 24-object probe protocol of the same strong-residual instance, Section 4.7) shows that the canonical middle-third window lies in a stable high-performance region (its 2.50 setting achieves 16.71 dB PSNR; the best setting in the same window, 2.75, achieves 16.79 dB but with worse texture diagnostics and lower FG-SSIM), so C3 is a robust middle-stage choice rather than a boundary-sensitive point estimate. Third, the probe variants already include timestep-conditioned alternatives that place the high scale in early, late, or broader windows (Table 2 and Fig. 7 of the revised manuscript; Table 2 shows eight representative variants), and the disjoint-holdout transfers described in our response to Reviewer 3 rule out the remaining generic schedules (linear warm-up, cosine bump, trapezoid, and Gaussian-peak). (Please see Sections 3.3 and 4.7 of the revised manuscript.)</w:t>
+        <w:t xml:space="preserve">Response: Thank you for pointing this out. The revision replaces the heuristic framing with a formal derivation plus robustness checks. First, Section 3.3 introduces a measurable Correction–Alignment–Interference (CAI) stage-utility model, stated as Proposition 1 with a proof: a two-stage, guardrailed epsilon-optimal selection rule — first maximize the fidelity objective over the admissible schedules, then minimize the texture-deviation risk among schedules whose fidelity is within epsilon = 0.1 dB of the maximum (risk is compared by a non-worsening, Pareto-style rule across the texture diagnostics, with no artificial weights). The measured utilities select exactly the low–high–low assignment (U_e = −0.788 dB, CI [−1.420, −0.156], guardrail-violating; U_m = +0.574 dB, CI [0.391, 0.756] — above epsilon on its own, so the high scale must be retained in the middle stage; U_l = +0.077 dB, CI [0.006, 0.149] — estimated utility 0.077 dB below epsilon = 0.1 dB with a statistically insignificant FG-SSIM change, so the late stage is fidelity-equivalent under either assignment and the risk-dominant conservative scale is selected, with confidence intervals serving only as auxiliary uncertainty information outside the epsilon-equivalence condition; these utilities are measured on the strong-residual, per-layer-capped adapter instance of Section 4.7, where per-stage effects are most visible, while the main adapter’s 17-variant probe independently selects the same low–high–low assignment). The proposition is explicitly conditional on the measured adapter regime. Second, a boundary/peak sensitivity sweep (three high-scale windows × five peak scales, fifteen candidates on the 24-object probe protocol of the same strong-residual instance, Section 4.7) shows that the canonical middle-third window lies in a stable high-performance region (its 2.50 setting achieves 16.71 dB PSNR; the best setting in the same window, 2.75, achieves 16.79 dB but with worse texture diagnostics and lower FG-SSIM), so C3 is a robust middle-stage choice rather than a boundary-sensitive point estimate. Third, the probe variants already include timestep-conditioned alternatives that place the high scale in early, late, or broader windows (Table 2 and Fig. 7 of the revised manuscript; Table 2 shows eight representative variants), and the disjoint-holdout transfers described in our response to Reviewer 3 rule out the remaining generic schedules (linear warm-up, cosine bump, trapezoid, and Gaussian-peak). (Please see Sections 3.3 and 4.7 of the revised manuscript.)</w:t>
       </w:r>
     </w:p>
     <w:p>

--- a/final/submission_0907/response to comments of reviewers 0907.docx
+++ b/final/submission_0907/response to comments of reviewers 0907.docx
@@ -97,15 +97,15 @@
         <w:pStyle w:val="BodyText"/>
       </w:pPr>
       <w:r>
-        <w:t xml:space="preserve">First Author: Xueyuan Che</w:t>
-      </w:r>
-    </w:p>
-    <w:p>
-      <w:pPr>
-        <w:pStyle w:val="BodyText"/>
-      </w:pPr>
-      <w:r>
-        <w:t xml:space="preserve">Corresponding author: Libo Sun (sunlibo@seu.edu.cn)</w:t>
+        <w:t xml:space="preserve">The Authors</w:t>
+      </w:r>
+    </w:p>
+    <w:p>
+      <w:pPr>
+        <w:pStyle w:val="BodyText"/>
+      </w:pPr>
+      <w:r>
+        <w:t xml:space="preserve">(Author identities and acknowledgements are provided on the separately uploaded title page, per the journal’s double-anonymized review process.)</w:t>
       </w:r>
     </w:p>
     <w:p>

--- a/final/submission_0907/response to comments of reviewers 0907.docx
+++ b/final/submission_0907/response to comments of reviewers 0907.docx
@@ -81,7 +81,7 @@
         <w:t xml:space="preserve"> </w:t>
       </w:r>
       <w:r>
-        <w:t xml:space="preserve">(VSI: CAG_SS_CAD/Graphics 2026), and we thank all three reviewers for their careful and constructive comments. All main TCAS results and conclusions are retained in the revised manuscript; following the reviewers’ suggestions, we have added new analyses, documentation, and controlled experiments, as detailed below. For transparency, we note that the learned FAC extension, initially reported positively under our earlier protocol, is now re-examined under a strictly paired, strictly disjoint protocol with a negative outcome (Section 4.6; see our response to Comment 1 of Reviewer 1). In the marked manuscript, the corresponding changes are highlighted in blue.</w:t>
+        <w:t xml:space="preserve">(VSI: CAG_SS_CAD/Graphics 2026), and we thank all three reviewers for their careful and constructive comments. All main TCAS results and conclusions are retained in the revised manuscript; following the reviewers’ suggestions, we have added new analyses, documentation, and controlled experiments, as detailed below. For transparency, we note that the learned FAC extension, initially reported positively under our earlier protocol, is now re-examined under a strictly paired, strictly disjoint protocol with a negative outcome (Section 4.6; see our response to Comment 1 of Reviewer 1). In the marked manuscript, the corresponding changes are highlighted in color (added text in blue, deleted text in red); the manuscript itself is double-anonymized, and author names and affiliations appear only on the separately uploaded title page.</w:t>
       </w:r>
     </w:p>
     <w:p>

--- a/final/submission_0907/response to comments of reviewers 0907.docx
+++ b/final/submission_0907/response to comments of reviewers 0907.docx
@@ -30,7 +30,7 @@
           <w:iCs/>
           <w:i/>
         </w:rPr>
-        <w:t xml:space="preserve">Adapter Scaling Trade-off and Timestep-Conditioned Scheduling in Multi-view Diffusion Texture Generation</w:t>
+        <w:t xml:space="preserve">Timestep-Conditioned Adapter Scaling for Multi-view Diffusion Texture Generation</w:t>
       </w:r>
       <w:r>
         <w:t xml:space="preserve"> </w:t>
@@ -81,7 +81,7 @@
         <w:t xml:space="preserve"> </w:t>
       </w:r>
       <w:r>
-        <w:t xml:space="preserve">(VSI: CAG_SS_CAD/Graphics 2026), and we thank all three reviewers for their careful and constructive comments. All main TCAS results and conclusions are retained in the revised manuscript; following the reviewers’ suggestions, we have added new analyses, documentation, and controlled experiments, as detailed below. For transparency, we note that the learned FAC extension, initially reported positively under our earlier protocol, is now re-examined under a strictly paired, strictly disjoint protocol with a negative outcome (Section 4.6; see our response to Comment 1 of Reviewer 1). In the marked manuscript, the corresponding changes are highlighted in color (added text in blue, deleted text in red); the manuscript itself is double-anonymized, and author names and affiliations appear only on the separately uploaded title page.</w:t>
+        <w:t xml:space="preserve">(VSI: CAG_SS_CAD/Graphics 2026), and we thank all three reviewers for their careful and constructive comments. All main TCAS results and conclusions are retained in the revised manuscript; following the reviewers’ suggestions, we have added new analyses, documentation, and controlled experiments, as detailed below. This submission is an extended version of our CAD/Graphics 2026 paper (Paper 75); in accordance with the journal’s guidelines for extended versions of conference papers, a copy of the original conference paper is attached as supplementary material, and the introduction of the revised manuscript states the extensions relative to it explicitly. For transparency, we note that the learned FAC extension, initially reported positively under our earlier protocol, is now re-examined under a strictly paired, strictly disjoint protocol with a negative outcome (Section 4.6; see our response to Comment 1 of Reviewer 1). In the marked manuscript, the corresponding changes are highlighted in color (added text in blue, deleted text in red); the manuscript itself is double-anonymized, and author names and affiliations appear only on the separately uploaded title page.</w:t>
       </w:r>
     </w:p>
     <w:p>
